--- a/07. Advanced Certificate in Digital Asset Compliance and Blockchain Risk Operations/Advanced Certificate in Digital Asset Compliance and Blockchain Risk Operations.docx
+++ b/07. Advanced Certificate in Digital Asset Compliance and Blockchain Risk Operations/Advanced Certificate in Digital Asset Compliance and Blockchain Risk Operations.docx
@@ -426,56 +426,31 @@
             <w:tr>
               <w:tc>
                 <w:tcPr>
-                  <w:tcW w:type="dxa" w:w="550"/>
-                  <w:vAlign w:val="top"/>
+                  <w:tcW w:type="dxa" w:w="480"/>
                 </w:tcPr>
                 <w:p>
-                  <w:pPr>
-                    <w:spacing w:after="0" w:before="0" w:line="240" w:lineRule="auto"/>
-                    <w:jc w:val="left"/>
-                  </w:pPr>
                   <w:r>
-                    <w:rPr>
-                      <w:sz w:val="16"/>
-                    </w:rPr>
                     <w:t>1</w:t>
                   </w:r>
                 </w:p>
               </w:tc>
               <w:tc>
                 <w:tcPr>
-                  <w:tcW w:type="dxa" w:w="2600"/>
-                  <w:vAlign w:val="top"/>
+                  <w:tcW w:type="dxa" w:w="480"/>
                 </w:tcPr>
                 <w:p>
-                  <w:pPr>
-                    <w:spacing w:after="0" w:before="0" w:line="240" w:lineRule="auto"/>
-                    <w:jc w:val="left"/>
-                  </w:pPr>
                   <w:r>
-                    <w:rPr>
-                      <w:b/>
-                      <w:sz w:val="16"/>
-                    </w:rPr>
-                    <w:t>Module 1: Digital Asset Compliance Landscape</w:t>
+                    <w:t>Module 1: Digital Asset Ecosystem, Market Infrastructure and Regulation</w:t>
                   </w:r>
                 </w:p>
               </w:tc>
               <w:tc>
                 <w:tcPr>
-                  <w:tcW w:type="dxa" w:w="5600"/>
-                  <w:vAlign w:val="top"/>
+                  <w:tcW w:type="dxa" w:w="480"/>
                 </w:tcPr>
                 <w:p>
-                  <w:pPr>
-                    <w:spacing w:after="0" w:before="0" w:line="240" w:lineRule="auto"/>
-                    <w:jc w:val="left"/>
-                  </w:pPr>
                   <w:r>
-                    <w:rPr>
-                      <w:sz w:val="16"/>
-                    </w:rPr>
-                    <w:t>Learners will be able to explain the purpose of compliance controls in cryptocurrency and Web3 environments; describe the development of digital asset regulation and operational risks faced by virtual asset service providers; and identify common compliance use cases involving exchanges, custodians, payment providers and decentralised applications.</w:t>
+                    <w:t>Learners will be able to explain the purpose of compliance controls in cryptocurrency, fintech and Web3 environments; describe blockchain, wallet, token, exchange and custody infrastructure; and compare key regulatory expectations affecting virtual asset service providers, including licensing, Travel Rule, custody, market conduct and consumer protection obligations.</w:t>
                   </w:r>
                 </w:p>
               </w:tc>
@@ -483,56 +458,31 @@
             <w:tr>
               <w:tc>
                 <w:tcPr>
-                  <w:tcW w:type="dxa" w:w="550"/>
-                  <w:vAlign w:val="top"/>
+                  <w:tcW w:type="dxa" w:w="480"/>
                 </w:tcPr>
                 <w:p>
-                  <w:pPr>
-                    <w:spacing w:after="0" w:before="0" w:line="240" w:lineRule="auto"/>
-                    <w:jc w:val="left"/>
-                  </w:pPr>
                   <w:r>
-                    <w:rPr>
-                      <w:sz w:val="16"/>
-                    </w:rPr>
                     <w:t>2</w:t>
                   </w:r>
                 </w:p>
               </w:tc>
               <w:tc>
                 <w:tcPr>
-                  <w:tcW w:type="dxa" w:w="2600"/>
-                  <w:vAlign w:val="top"/>
+                  <w:tcW w:type="dxa" w:w="480"/>
                 </w:tcPr>
                 <w:p>
-                  <w:pPr>
-                    <w:spacing w:after="0" w:before="0" w:line="240" w:lineRule="auto"/>
-                    <w:jc w:val="left"/>
-                  </w:pPr>
                   <w:r>
-                    <w:rPr>
-                      <w:b/>
-                      <w:sz w:val="16"/>
-                    </w:rPr>
-                    <w:t>Module 2: Blockchain, Tokens and Market Infrastructure</w:t>
+                    <w:t>Module 2: Customer Due Diligence, AML and Sanctions Controls</w:t>
                   </w:r>
                 </w:p>
               </w:tc>
               <w:tc>
                 <w:tcPr>
-                  <w:tcW w:type="dxa" w:w="5600"/>
-                  <w:vAlign w:val="top"/>
+                  <w:tcW w:type="dxa" w:w="480"/>
                 </w:tcPr>
                 <w:p>
-                  <w:pPr>
-                    <w:spacing w:after="0" w:before="0" w:line="240" w:lineRule="auto"/>
-                    <w:jc w:val="left"/>
-                  </w:pPr>
                   <w:r>
-                    <w:rPr>
-                      <w:sz w:val="16"/>
-                    </w:rPr>
-                    <w:t>Learners will be able to describe how blockchains, wallets, keys, tokens and consensus mechanisms support digital asset activity; differentiate major asset types, network models and exchange or custody operating structures; and interpret basic on-chain transaction flows and cryptocurrency market terminology.</w:t>
+                    <w:t>Learners will be able to apply customer identification, verification, enhanced due diligence and ongoing review concepts to digital asset activity; recognise money laundering, fraud, scams, sanctions and high-risk exposure indicators; and operate screening, escalation, case management and quality assurance workflows for compliance alerts.</w:t>
                   </w:r>
                 </w:p>
               </w:tc>
@@ -540,56 +490,31 @@
             <w:tr>
               <w:tc>
                 <w:tcPr>
-                  <w:tcW w:type="dxa" w:w="550"/>
-                  <w:vAlign w:val="top"/>
+                  <w:tcW w:type="dxa" w:w="480"/>
                 </w:tcPr>
                 <w:p>
-                  <w:pPr>
-                    <w:spacing w:after="0" w:before="0" w:line="240" w:lineRule="auto"/>
-                    <w:jc w:val="left"/>
-                  </w:pPr>
                   <w:r>
-                    <w:rPr>
-                      <w:sz w:val="16"/>
-                    </w:rPr>
                     <w:t>3</w:t>
                   </w:r>
                 </w:p>
               </w:tc>
               <w:tc>
                 <w:tcPr>
-                  <w:tcW w:type="dxa" w:w="2600"/>
-                  <w:vAlign w:val="top"/>
+                  <w:tcW w:type="dxa" w:w="480"/>
                 </w:tcPr>
                 <w:p>
-                  <w:pPr>
-                    <w:spacing w:after="0" w:before="0" w:line="240" w:lineRule="auto"/>
-                    <w:jc w:val="left"/>
-                  </w:pPr>
                   <w:r>
-                    <w:rPr>
-                      <w:b/>
-                      <w:sz w:val="16"/>
-                    </w:rPr>
-                    <w:t>Module 3: Customer Due Diligence and AML Controls</w:t>
+                    <w:t>Module 3: On-Chain Monitoring, Wallet Exposure Review and Investigations</w:t>
                   </w:r>
                 </w:p>
               </w:tc>
               <w:tc>
                 <w:tcPr>
-                  <w:tcW w:type="dxa" w:w="5600"/>
-                  <w:vAlign w:val="top"/>
+                  <w:tcW w:type="dxa" w:w="480"/>
                 </w:tcPr>
                 <w:p>
-                  <w:pPr>
-                    <w:spacing w:after="0" w:before="0" w:line="240" w:lineRule="auto"/>
-                    <w:jc w:val="left"/>
-                  </w:pPr>
                   <w:r>
-                    <w:rPr>
-                      <w:sz w:val="16"/>
-                    </w:rPr>
-                    <w:t>Learners will be able to apply customer identification, verification, enhanced due diligence and ongoing review concepts; relate AML obligations to onboarding, screening, risk rating and account monitoring processes; and recognise red flags linked to layering, mule accounts, structuring and suspicious customer behaviour.</w:t>
+                    <w:t>Learners will be able to set up and triage monitoring scenarios for deposits, withdrawals, swaps, bridges and high-risk transaction patterns; assess wallet risk using clustering, attribution, exposure tracing and counterparty analysis; and prepare defensible investigation summaries that map fund flows and support compliance, fraud and enforcement decisions.</w:t>
                   </w:r>
                 </w:p>
               </w:tc>
@@ -597,56 +522,31 @@
             <w:tr>
               <w:tc>
                 <w:tcPr>
-                  <w:tcW w:type="dxa" w:w="550"/>
-                  <w:vAlign w:val="top"/>
+                  <w:tcW w:type="dxa" w:w="480"/>
                 </w:tcPr>
                 <w:p>
-                  <w:pPr>
-                    <w:spacing w:after="0" w:before="0" w:line="240" w:lineRule="auto"/>
-                    <w:jc w:val="left"/>
-                  </w:pPr>
                   <w:r>
-                    <w:rPr>
-                      <w:sz w:val="16"/>
-                    </w:rPr>
                     <w:t>4</w:t>
                   </w:r>
                 </w:p>
               </w:tc>
               <w:tc>
                 <w:tcPr>
-                  <w:tcW w:type="dxa" w:w="2600"/>
-                  <w:vAlign w:val="top"/>
+                  <w:tcW w:type="dxa" w:w="480"/>
                 </w:tcPr>
                 <w:p>
-                  <w:pPr>
-                    <w:spacing w:after="0" w:before="0" w:line="240" w:lineRule="auto"/>
-                    <w:jc w:val="left"/>
-                  </w:pPr>
                   <w:r>
-                    <w:rPr>
-                      <w:b/>
-                      <w:sz w:val="16"/>
-                    </w:rPr>
-                    <w:t>Module 4: On-Chain Activity Monitoring</w:t>
+                    <w:t>Module 4: DeFi, Token Risk, RegTech and AI-Assisted Monitoring</w:t>
                   </w:r>
                 </w:p>
               </w:tc>
               <w:tc>
                 <w:tcPr>
-                  <w:tcW w:type="dxa" w:w="5600"/>
-                  <w:vAlign w:val="top"/>
+                  <w:tcW w:type="dxa" w:w="480"/>
                 </w:tcPr>
                 <w:p>
-                  <w:pPr>
-                    <w:spacing w:after="0" w:before="0" w:line="240" w:lineRule="auto"/>
-                    <w:jc w:val="left"/>
-                  </w:pPr>
                   <w:r>
-                    <w:rPr>
-                      <w:sz w:val="16"/>
-                    </w:rPr>
-                    <w:t>Learners will be able to set up monitoring scenarios for deposits, withdrawals, swaps, bridges and high-risk transaction patterns; triage alerts using customer context, blockchain data and risk indicators; and escalate suspicious activity using defensible investigation notes and internal procedures.</w:t>
+                    <w:t>Learners will be able to identify compliance risks associated with decentralised exchanges, lending protocols, mixers, bridges, smart contracts and collectible token marketplaces; use analytics, automation and AI-assisted tools to support alert routing, risk scoring and case prioritisation; and define governance controls for model outputs, human review, limitations and auditability.</w:t>
                   </w:r>
                 </w:p>
               </w:tc>
@@ -654,512 +554,31 @@
             <w:tr>
               <w:tc>
                 <w:tcPr>
-                  <w:tcW w:type="dxa" w:w="550"/>
-                  <w:vAlign w:val="top"/>
+                  <w:tcW w:type="dxa" w:w="480"/>
                 </w:tcPr>
                 <w:p>
-                  <w:pPr>
-                    <w:spacing w:after="0" w:before="0" w:line="240" w:lineRule="auto"/>
-                    <w:jc w:val="left"/>
-                  </w:pPr>
                   <w:r>
-                    <w:rPr>
-                      <w:sz w:val="16"/>
-                    </w:rPr>
                     <w:t>5</w:t>
                   </w:r>
                 </w:p>
               </w:tc>
               <w:tc>
                 <w:tcPr>
-                  <w:tcW w:type="dxa" w:w="2600"/>
-                  <w:vAlign w:val="top"/>
+                  <w:tcW w:type="dxa" w:w="480"/>
                 </w:tcPr>
                 <w:p>
-                  <w:pPr>
-                    <w:spacing w:after="0" w:before="0" w:line="240" w:lineRule="auto"/>
-                    <w:jc w:val="left"/>
-                  </w:pPr>
                   <w:r>
-                    <w:rPr>
-                      <w:b/>
-                      <w:sz w:val="16"/>
-                    </w:rPr>
-                    <w:t>Module 5: Wallet Exposure Review and Investigative Methods</w:t>
+                    <w:t>Module 5: Governance, Reporting and Applied Compliance Projects</w:t>
                   </w:r>
                 </w:p>
               </w:tc>
               <w:tc>
                 <w:tcPr>
-                  <w:tcW w:type="dxa" w:w="5600"/>
-                  <w:vAlign w:val="top"/>
+                  <w:tcW w:type="dxa" w:w="480"/>
                 </w:tcPr>
                 <w:p>
-                  <w:pPr>
-                    <w:spacing w:after="0" w:before="0" w:line="240" w:lineRule="auto"/>
-                    <w:jc w:val="left"/>
-                  </w:pPr>
                   <w:r>
-                    <w:rPr>
-                      <w:sz w:val="16"/>
-                    </w:rPr>
-                    <w:t>Learners will be able to assess wallet risk using clustering, attribution, exposure tracing and counterparty analysis; map fund flows across addresses, services, chains and time periods; and prepare investigation summaries that support compliance, fraud and enforcement decisions.</w:t>
-                  </w:r>
-                </w:p>
-              </w:tc>
-            </w:tr>
-            <w:tr>
-              <w:tc>
-                <w:tcPr>
-                  <w:tcW w:type="dxa" w:w="550"/>
-                  <w:vAlign w:val="top"/>
-                </w:tcPr>
-                <w:p>
-                  <w:pPr>
-                    <w:spacing w:after="0" w:before="0" w:line="240" w:lineRule="auto"/>
-                    <w:jc w:val="left"/>
-                  </w:pPr>
-                  <w:r>
-                    <w:rPr>
-                      <w:sz w:val="16"/>
-                    </w:rPr>
-                    <w:t>6</w:t>
-                  </w:r>
-                </w:p>
-              </w:tc>
-              <w:tc>
-                <w:tcPr>
-                  <w:tcW w:type="dxa" w:w="2600"/>
-                  <w:vAlign w:val="top"/>
-                </w:tcPr>
-                <w:p>
-                  <w:pPr>
-                    <w:spacing w:after="0" w:before="0" w:line="240" w:lineRule="auto"/>
-                    <w:jc w:val="left"/>
-                  </w:pPr>
-                  <w:r>
-                    <w:rPr>
-                      <w:b/>
-                      <w:sz w:val="16"/>
-                    </w:rPr>
-                    <w:t>Module 6: Regulatory Expectations for Virtual Assets</w:t>
-                  </w:r>
-                </w:p>
-              </w:tc>
-              <w:tc>
-                <w:tcPr>
-                  <w:tcW w:type="dxa" w:w="5600"/>
-                  <w:vAlign w:val="top"/>
-                </w:tcPr>
-                <w:p>
-                  <w:pPr>
-                    <w:spacing w:after="0" w:before="0" w:line="240" w:lineRule="auto"/>
-                    <w:jc w:val="left"/>
-                  </w:pPr>
-                  <w:r>
-                    <w:rPr>
-                      <w:sz w:val="16"/>
-                    </w:rPr>
-                    <w:t>Learners will be able to compare key regulatory themes affecting virtual asset service providers across major jurisdictions; explain licensing, Travel Rule, custody, market conduct and consumer protection obligations; and evaluate how global requirements affect cross-border crypto compliance programmes.</w:t>
-                  </w:r>
-                </w:p>
-              </w:tc>
-            </w:tr>
-            <w:tr>
-              <w:tc>
-                <w:tcPr>
-                  <w:tcW w:type="dxa" w:w="550"/>
-                  <w:vAlign w:val="top"/>
-                </w:tcPr>
-                <w:p>
-                  <w:pPr>
-                    <w:spacing w:after="0" w:before="0" w:line="240" w:lineRule="auto"/>
-                    <w:jc w:val="left"/>
-                  </w:pPr>
-                  <w:r>
-                    <w:rPr>
-                      <w:sz w:val="16"/>
-                    </w:rPr>
-                    <w:t>7</w:t>
-                  </w:r>
-                </w:p>
-              </w:tc>
-              <w:tc>
-                <w:tcPr>
-                  <w:tcW w:type="dxa" w:w="2600"/>
-                  <w:vAlign w:val="top"/>
-                </w:tcPr>
-                <w:p>
-                  <w:pPr>
-                    <w:spacing w:after="0" w:before="0" w:line="240" w:lineRule="auto"/>
-                    <w:jc w:val="left"/>
-                  </w:pPr>
-                  <w:r>
-                    <w:rPr>
-                      <w:b/>
-                      <w:sz w:val="16"/>
-                    </w:rPr>
-                    <w:t>Module 7: Decentralised Finance and Collectible Token Risk Controls</w:t>
-                  </w:r>
-                </w:p>
-              </w:tc>
-              <w:tc>
-                <w:tcPr>
-                  <w:tcW w:type="dxa" w:w="5600"/>
-                  <w:vAlign w:val="top"/>
-                </w:tcPr>
-                <w:p>
-                  <w:pPr>
-                    <w:spacing w:after="0" w:before="0" w:line="240" w:lineRule="auto"/>
-                    <w:jc w:val="left"/>
-                  </w:pPr>
-                  <w:r>
-                    <w:rPr>
-                      <w:sz w:val="16"/>
-                    </w:rPr>
-                    <w:t>Learners will be able to identify compliance risks associated with decentralised exchanges, lending protocols, mixers, bridges and collectible token marketplaces; review governance, smart contract, market abuse and illicit finance indicators; and recommend practical controls for monitoring decentralised and tokenised asset activity.</w:t>
-                  </w:r>
-                </w:p>
-              </w:tc>
-            </w:tr>
-            <w:tr>
-              <w:tc>
-                <w:tcPr>
-                  <w:tcW w:type="dxa" w:w="550"/>
-                  <w:vAlign w:val="top"/>
-                </w:tcPr>
-                <w:p>
-                  <w:pPr>
-                    <w:spacing w:after="0" w:before="0" w:line="240" w:lineRule="auto"/>
-                    <w:jc w:val="left"/>
-                  </w:pPr>
-                  <w:r>
-                    <w:rPr>
-                      <w:sz w:val="16"/>
-                    </w:rPr>
-                    <w:t>8</w:t>
-                  </w:r>
-                </w:p>
-              </w:tc>
-              <w:tc>
-                <w:tcPr>
-                  <w:tcW w:type="dxa" w:w="2600"/>
-                  <w:vAlign w:val="top"/>
-                </w:tcPr>
-                <w:p>
-                  <w:pPr>
-                    <w:spacing w:after="0" w:before="0" w:line="240" w:lineRule="auto"/>
-                    <w:jc w:val="left"/>
-                  </w:pPr>
-                  <w:r>
-                    <w:rPr>
-                      <w:b/>
-                      <w:sz w:val="16"/>
-                    </w:rPr>
-                    <w:t>Module 8: Financial Crime Typologies and Risk Response</w:t>
-                  </w:r>
-                </w:p>
-              </w:tc>
-              <w:tc>
-                <w:tcPr>
-                  <w:tcW w:type="dxa" w:w="5600"/>
-                  <w:vAlign w:val="top"/>
-                </w:tcPr>
-                <w:p>
-                  <w:pPr>
-                    <w:spacing w:after="0" w:before="0" w:line="240" w:lineRule="auto"/>
-                    <w:jc w:val="left"/>
-                  </w:pPr>
-                  <w:r>
-                    <w:rPr>
-                      <w:sz w:val="16"/>
-                    </w:rPr>
-                    <w:t>Learners will be able to detect fraud, scams, account takeover, phishing, ransomware and market manipulation indicators; apply risk scoring concepts to customers, wallets, transactions and counterparties; and design response actions for containment, escalation, evidence preservation and customer communication.</w:t>
-                  </w:r>
-                </w:p>
-              </w:tc>
-            </w:tr>
-            <w:tr>
-              <w:tc>
-                <w:tcPr>
-                  <w:tcW w:type="dxa" w:w="550"/>
-                  <w:vAlign w:val="top"/>
-                </w:tcPr>
-                <w:p>
-                  <w:pPr>
-                    <w:spacing w:after="0" w:before="0" w:line="240" w:lineRule="auto"/>
-                    <w:jc w:val="left"/>
-                  </w:pPr>
-                  <w:r>
-                    <w:rPr>
-                      <w:sz w:val="16"/>
-                    </w:rPr>
-                    <w:t>9</w:t>
-                  </w:r>
-                </w:p>
-              </w:tc>
-              <w:tc>
-                <w:tcPr>
-                  <w:tcW w:type="dxa" w:w="2600"/>
-                  <w:vAlign w:val="top"/>
-                </w:tcPr>
-                <w:p>
-                  <w:pPr>
-                    <w:spacing w:after="0" w:before="0" w:line="240" w:lineRule="auto"/>
-                    <w:jc w:val="left"/>
-                  </w:pPr>
-                  <w:r>
-                    <w:rPr>
-                      <w:b/>
-                      <w:sz w:val="16"/>
-                    </w:rPr>
-                    <w:t>Module 9: Sanctions Controls and Compliance Workflow Management</w:t>
-                  </w:r>
-                </w:p>
-              </w:tc>
-              <w:tc>
-                <w:tcPr>
-                  <w:tcW w:type="dxa" w:w="5600"/>
-                  <w:vAlign w:val="top"/>
-                </w:tcPr>
-                <w:p>
-                  <w:pPr>
-                    <w:spacing w:after="0" w:before="0" w:line="240" w:lineRule="auto"/>
-                    <w:jc w:val="left"/>
-                  </w:pPr>
-                  <w:r>
-                    <w:rPr>
-                      <w:sz w:val="16"/>
-                    </w:rPr>
-                    <w:t>Learners will be able to screen customers, addresses, counterparties and transactions against sanctions and high-risk exposure indicators; explain blocked property, rejected transactions, false positives and escalation handling; and operate compliance queues, case management workflows and quality assurance checks.</w:t>
-                  </w:r>
-                </w:p>
-              </w:tc>
-            </w:tr>
-            <w:tr>
-              <w:tc>
-                <w:tcPr>
-                  <w:tcW w:type="dxa" w:w="550"/>
-                  <w:vAlign w:val="top"/>
-                </w:tcPr>
-                <w:p>
-                  <w:pPr>
-                    <w:spacing w:after="0" w:before="0" w:line="240" w:lineRule="auto"/>
-                    <w:jc w:val="left"/>
-                  </w:pPr>
-                  <w:r>
-                    <w:rPr>
-                      <w:sz w:val="16"/>
-                    </w:rPr>
-                    <w:t>10</w:t>
-                  </w:r>
-                </w:p>
-              </w:tc>
-              <w:tc>
-                <w:tcPr>
-                  <w:tcW w:type="dxa" w:w="2600"/>
-                  <w:vAlign w:val="top"/>
-                </w:tcPr>
-                <w:p>
-                  <w:pPr>
-                    <w:spacing w:after="0" w:before="0" w:line="240" w:lineRule="auto"/>
-                    <w:jc w:val="left"/>
-                  </w:pPr>
-                  <w:r>
-                    <w:rPr>
-                      <w:b/>
-                      <w:sz w:val="16"/>
-                    </w:rPr>
-                    <w:t>Module 10: RegTech, Analytics and AI-Assisted Monitoring</w:t>
-                  </w:r>
-                </w:p>
-              </w:tc>
-              <w:tc>
-                <w:tcPr>
-                  <w:tcW w:type="dxa" w:w="5600"/>
-                  <w:vAlign w:val="top"/>
-                </w:tcPr>
-                <w:p>
-                  <w:pPr>
-                    <w:spacing w:after="0" w:before="0" w:line="240" w:lineRule="auto"/>
-                    <w:jc w:val="left"/>
-                  </w:pPr>
-                  <w:r>
-                    <w:rPr>
-                      <w:sz w:val="16"/>
-                    </w:rPr>
-                    <w:t>Learners will be able to use automation concepts to improve alert routing, risk scoring, screening and case prioritisation; evaluate the strengths and limitations of blockchain analytics and AI-assisted compliance tools; and define governance controls for model outputs, human review and auditability.</w:t>
-                  </w:r>
-                </w:p>
-              </w:tc>
-            </w:tr>
-            <w:tr>
-              <w:tc>
-                <w:tcPr>
-                  <w:tcW w:type="dxa" w:w="550"/>
-                  <w:vAlign w:val="top"/>
-                </w:tcPr>
-                <w:p>
-                  <w:pPr>
-                    <w:spacing w:after="0" w:before="0" w:line="240" w:lineRule="auto"/>
-                    <w:jc w:val="left"/>
-                  </w:pPr>
-                  <w:r>
-                    <w:rPr>
-                      <w:sz w:val="16"/>
-                    </w:rPr>
-                    <w:t>11</w:t>
-                  </w:r>
-                </w:p>
-              </w:tc>
-              <w:tc>
-                <w:tcPr>
-                  <w:tcW w:type="dxa" w:w="2600"/>
-                  <w:vAlign w:val="top"/>
-                </w:tcPr>
-                <w:p>
-                  <w:pPr>
-                    <w:spacing w:after="0" w:before="0" w:line="240" w:lineRule="auto"/>
-                    <w:jc w:val="left"/>
-                  </w:pPr>
-                  <w:r>
-                    <w:rPr>
-                      <w:b/>
-                      <w:sz w:val="16"/>
-                    </w:rPr>
-                    <w:t>Module 11: Security, Data Protection and Professional Conduct</w:t>
-                  </w:r>
-                </w:p>
-              </w:tc>
-              <w:tc>
-                <w:tcPr>
-                  <w:tcW w:type="dxa" w:w="5600"/>
-                  <w:vAlign w:val="top"/>
-                </w:tcPr>
-                <w:p>
-                  <w:pPr>
-                    <w:spacing w:after="0" w:before="0" w:line="240" w:lineRule="auto"/>
-                    <w:jc w:val="left"/>
-                  </w:pPr>
-                  <w:r>
-                    <w:rPr>
-                      <w:sz w:val="16"/>
-                    </w:rPr>
-                    <w:t>Learners will be able to apply secure handling practices for wallet data, customer records, evidence files and investigation notes; explain privacy, confidentiality and ethical considerations in blockchain investigations; and recognise operational security risks affecting compliance teams and digital asset businesses.</w:t>
-                  </w:r>
-                </w:p>
-              </w:tc>
-            </w:tr>
-            <w:tr>
-              <w:tc>
-                <w:tcPr>
-                  <w:tcW w:type="dxa" w:w="550"/>
-                  <w:vAlign w:val="top"/>
-                </w:tcPr>
-                <w:p>
-                  <w:pPr>
-                    <w:spacing w:after="0" w:before="0" w:line="240" w:lineRule="auto"/>
-                    <w:jc w:val="left"/>
-                  </w:pPr>
-                  <w:r>
-                    <w:rPr>
-                      <w:sz w:val="16"/>
-                    </w:rPr>
-                    <w:t>12</w:t>
-                  </w:r>
-                </w:p>
-              </w:tc>
-              <w:tc>
-                <w:tcPr>
-                  <w:tcW w:type="dxa" w:w="2600"/>
-                  <w:vAlign w:val="top"/>
-                </w:tcPr>
-                <w:p>
-                  <w:pPr>
-                    <w:spacing w:after="0" w:before="0" w:line="240" w:lineRule="auto"/>
-                    <w:jc w:val="left"/>
-                  </w:pPr>
-                  <w:r>
-                    <w:rPr>
-                      <w:b/>
-                      <w:sz w:val="16"/>
-                    </w:rPr>
-                    <w:t>Module 12: Regulatory Records and Management Reporting</w:t>
-                  </w:r>
-                </w:p>
-              </w:tc>
-              <w:tc>
-                <w:tcPr>
-                  <w:tcW w:type="dxa" w:w="5600"/>
-                  <w:vAlign w:val="top"/>
-                </w:tcPr>
-                <w:p>
-                  <w:pPr>
-                    <w:spacing w:after="0" w:before="0" w:line="240" w:lineRule="auto"/>
-                    <w:jc w:val="left"/>
-                  </w:pPr>
-                  <w:r>
-                    <w:rPr>
-                      <w:sz w:val="16"/>
-                    </w:rPr>
-                    <w:t>Learners will be able to prepare compliance reports, investigation memos, risk dashboards and management summaries; document suspicious activity rationales, evidence sources, decisions and audit trails; and align recordkeeping practices with internal policies and regulatory expectations.</w:t>
-                  </w:r>
-                </w:p>
-              </w:tc>
-            </w:tr>
-            <w:tr>
-              <w:tc>
-                <w:tcPr>
-                  <w:tcW w:type="dxa" w:w="550"/>
-                  <w:vAlign w:val="top"/>
-                </w:tcPr>
-                <w:p>
-                  <w:pPr>
-                    <w:spacing w:after="0" w:before="0" w:line="240" w:lineRule="auto"/>
-                    <w:jc w:val="left"/>
-                  </w:pPr>
-                  <w:r>
-                    <w:rPr>
-                      <w:sz w:val="16"/>
-                    </w:rPr>
-                    <w:t>13</w:t>
-                  </w:r>
-                </w:p>
-              </w:tc>
-              <w:tc>
-                <w:tcPr>
-                  <w:tcW w:type="dxa" w:w="2600"/>
-                  <w:vAlign w:val="top"/>
-                </w:tcPr>
-                <w:p>
-                  <w:pPr>
-                    <w:spacing w:after="0" w:before="0" w:line="240" w:lineRule="auto"/>
-                    <w:jc w:val="left"/>
-                  </w:pPr>
-                  <w:r>
-                    <w:rPr>
-                      <w:b/>
-                      <w:sz w:val="16"/>
-                    </w:rPr>
-                    <w:t>Module 13: Applied Digital Asset Compliance Projects</w:t>
-                  </w:r>
-                </w:p>
-              </w:tc>
-              <w:tc>
-                <w:tcPr>
-                  <w:tcW w:type="dxa" w:w="5600"/>
-                  <w:vAlign w:val="top"/>
-                </w:tcPr>
-                <w:p>
-                  <w:pPr>
-                    <w:spacing w:after="0" w:before="0" w:line="240" w:lineRule="auto"/>
-                    <w:jc w:val="left"/>
-                  </w:pPr>
-                  <w:r>
-                    <w:rPr>
-                      <w:sz w:val="16"/>
-                    </w:rPr>
-                    <w:t>Learners will be able to complete practical case studies involving onboarding review, alert triage, wallet investigation and sanctions escalation; build an end-to-end compliance case file from source data to final recommendation; and present project outcomes with clear risk rationale, supporting evidence and remediation actions.</w:t>
+                    <w:t>Learners will be able to apply secure handling, privacy, confidentiality and professional conduct practices for customer records, wallet data and evidence files; prepare compliance reports, investigation memos, dashboards, management summaries and audit trails; and complete applied case projects covering onboarding review, alert triage, wallet investigation, sanctions escalation and final recommendations.</w:t>
                   </w:r>
                 </w:p>
               </w:tc>
@@ -1357,19 +776,40 @@
           <w:p>
             <w:r>
               <w:t>Mode of Delivery:  ☐ Face-to-face    ☐ Blended    √ E-learning</w:t>
-              <w:br/>
+            </w:r>
+          </w:p>
+          <w:p>
+            <w:r>
               <w:t>(100% synchronous live virtual classes)</w:t>
-              <w:br/>
-              <w:t>Duration:  ~10 months (part-time)</w:t>
-              <w:br/>
+            </w:r>
+          </w:p>
+          <w:p>
+            <w:r>
+              <w:t>Duration:  ~4 months (part-time)</w:t>
+            </w:r>
+          </w:p>
+          <w:p>
+            <w:r>
               <w:t>Class Frequency:  3 days per week  x 3 hours per day (part-time), 7:00 PM - 10:00 PM</w:t>
-              <w:br/>
-              <w:t>Total Course Hours:  390 hours (part-time)</w:t>
-              <w:br/>
-              <w:t>Computation for course hours:  13 modules x 10 sessions x 3 hours = 390 hours.</w:t>
-              <w:br/>
-              <w:t>Module structure:  13 modules, with each module comprising 9 teaching sessions and 1 assessment session.</w:t>
-              <w:br/>
+            </w:r>
+          </w:p>
+          <w:p>
+            <w:r>
+              <w:t>Total Course Hours:  150 hours (part-time)</w:t>
+            </w:r>
+          </w:p>
+          <w:p>
+            <w:r>
+              <w:t>Computation for course hours:  5 consolidated modules x 10 sessions x 3 hours = 150 hours.</w:t>
+            </w:r>
+          </w:p>
+          <w:p>
+            <w:r>
+              <w:t>Module structure:  5 consolidated modules, with each module comprising 9 teaching/practical sessions and 1 assessment session.</w:t>
+            </w:r>
+          </w:p>
+          <w:p>
+            <w:r>
               <w:t>Assessment:  Practical case assignments, scenario-based quizzes, compliance documentation exercises and a capstone digital asset compliance project.</w:t>
             </w:r>
           </w:p>
@@ -1402,13 +842,15 @@
           </w:tcPr>
           <w:p>
             <w:r>
-              <w:t>Age: 21 years old</w:t>
+              <w:t>Age:</w:t>
               <w:br/>
-              <w:t>Language Proficiency: At least C6 for GCE "O" Level English</w:t>
+              <w:t>At least 21 years old</w:t>
               <w:br/>
-              <w:t>Academic: At least C6 for GCE "O" Level in any 3 subjects</w:t>
+              <w:t>Academic:</w:t>
               <w:br/>
-              <w:t>Recommended (not mandatory): basic understanding of business, finance, information technology, compliance, risk management or cybersecurity concepts. No prior blockchain legal experience is required.</w:t>
+              <w:t>At least C6 at GCE O-Level in any 3 subjects, or equivalent; or</w:t>
+              <w:br/>
+              <w:t>Mature candidate who is at least 25 years old with at least 4 years of working experience</w:t>
             </w:r>
           </w:p>
         </w:tc>
@@ -1571,67 +1013,27 @@
                 </w:tcPr>
                 <w:p>
                   <w:r>
-                    <w:t>1. Module 1: Digital Asset Compliance Landscape</w:t>
+                    <w:t>1. Module 1: Digital Asset Ecosystem, Market Infrastructure and Regulation</w:t>
                   </w:r>
                 </w:p>
                 <w:p>
                   <w:r>
-                    <w:t>2. Module 2: Blockchain, Tokens and Market Infrastructure</w:t>
+                    <w:t>2. Module 2: Customer Due Diligence, AML and Sanctions Controls</w:t>
                   </w:r>
                 </w:p>
                 <w:p>
                   <w:r>
-                    <w:t>3. Module 3: Customer Due Diligence and AML Controls</w:t>
+                    <w:t>3. Module 3: On-Chain Monitoring, Wallet Exposure Review and Investigations</w:t>
                   </w:r>
                 </w:p>
                 <w:p>
                   <w:r>
-                    <w:t>4. Module 4: On-Chain Activity Monitoring</w:t>
+                    <w:t>4. Module 4: DeFi, Token Risk, RegTech and AI-Assisted Monitoring</w:t>
                   </w:r>
                 </w:p>
                 <w:p>
                   <w:r>
-                    <w:t>5. Module 5: Wallet Exposure Review and Investigative Methods</w:t>
-                  </w:r>
-                </w:p>
-                <w:p>
-                  <w:r>
-                    <w:t>6. Module 6: Regulatory Expectations for Virtual Assets</w:t>
-                  </w:r>
-                </w:p>
-                <w:p>
-                  <w:r>
-                    <w:t>7. Module 7: Decentralised Finance and Collectible Token Risk Controls</w:t>
-                  </w:r>
-                </w:p>
-                <w:p>
-                  <w:r>
-                    <w:t>8. Module 8: Financial Crime Typologies and Risk Response</w:t>
-                  </w:r>
-                </w:p>
-                <w:p>
-                  <w:r>
-                    <w:t>9. Module 9: Sanctions Controls and Compliance Workflow Management</w:t>
-                  </w:r>
-                </w:p>
-                <w:p>
-                  <w:r>
-                    <w:t>10. Module 10: RegTech, Analytics and AI-Assisted Monitoring</w:t>
-                  </w:r>
-                </w:p>
-                <w:p>
-                  <w:r>
-                    <w:t>11. Module 11: Security, Data Protection and Professional Conduct</w:t>
-                  </w:r>
-                </w:p>
-                <w:p>
-                  <w:r>
-                    <w:t>12. Module 12: Regulatory Records and Management Reporting</w:t>
-                  </w:r>
-                </w:p>
-                <w:p>
-                  <w:r>
-                    <w:t>13. Module 13: Applied Digital Asset Compliance Projects</w:t>
+                    <w:t>5. Module 5: Governance, Reporting and Applied Compliance Projects</w:t>
                   </w:r>
                 </w:p>
               </w:tc>
@@ -1643,7 +1045,7 @@
               <w:spacing w:after="40"/>
             </w:pPr>
             <w:r>
-              <w:t>Maximum time allowed to complete the modular courses for award of the certificate qualification: ~10 months (part-time).</w:t>
+              <w:t>Maximum time allowed to complete the modular courses for award of the certificate qualification: ~4 months (part-time).</w:t>
             </w:r>
           </w:p>
           <w:p>
@@ -1671,7 +1073,7 @@
               <w:spacing w:after="40"/>
             </w:pPr>
             <w:r>
-              <w:t>Achieve a pass in all required assessments (one per module), and</w:t>
+              <w:t>Achieve a pass in all required assessments (one per consolidated module), and</w:t>
             </w:r>
           </w:p>
           <w:p>

--- a/07. Advanced Certificate in Digital Asset Compliance and Blockchain Risk Operations/Advanced Certificate in Digital Asset Compliance and Blockchain Risk Operations.docx
+++ b/07. Advanced Certificate in Digital Asset Compliance and Blockchain Risk Operations/Advanced Certificate in Digital Asset Compliance and Blockchain Risk Operations.docx
@@ -1,6 +1,6 @@
 
 <file path=word/document.xml><?xml version="1.0" encoding="utf-8"?>
-<w:document xmlns:wpc="http://schemas.microsoft.com/office/word/2010/wordprocessingCanvas" xmlns:cx="http://schemas.microsoft.com/office/drawing/2014/chartex" xmlns:cx1="http://schemas.microsoft.com/office/drawing/2015/9/8/chartex" xmlns:cx2="http://schemas.microsoft.com/office/drawing/2015/10/21/chartex" xmlns:cx3="http://schemas.microsoft.com/office/drawing/2016/5/9/chartex" xmlns:cx4="http://schemas.microsoft.com/office/drawing/2016/5/10/chartex" xmlns:cx5="http://schemas.microsoft.com/office/drawing/2016/5/11/chartex" xmlns:cx6="http://schemas.microsoft.com/office/drawing/2016/5/12/chartex" xmlns:cx7="http://schemas.microsoft.com/office/drawing/2016/5/13/chartex" xmlns:cx8="http://schemas.microsoft.com/office/drawing/2016/5/14/chartex" xmlns:mc="http://schemas.openxmlformats.org/markup-compatibility/2006" xmlns:aink="http://schemas.microsoft.com/office/drawing/2016/ink" xmlns:am3d="http://schemas.microsoft.com/office/drawing/2017/model3d" xmlns:o="urn:schemas-microsoft-com:office:office" xmlns:oel="http://schemas.microsoft.com/office/2019/extlst" xmlns:r="http://schemas.openxmlformats.org/officeDocument/2006/relationships" xmlns:m="http://schemas.openxmlformats.org/officeDocument/2006/math" xmlns:v="urn:schemas-microsoft-com:vml" xmlns:wp14="http://schemas.microsoft.com/office/word/2010/wordprocessingDrawing" xmlns:wp="http://schemas.openxmlformats.org/drawingml/2006/wordprocessingDrawing" xmlns:w10="urn:schemas-microsoft-com:office:word" xmlns:w="http://schemas.openxmlformats.org/wordprocessingml/2006/main" xmlns:w14="http://schemas.microsoft.com/office/word/2010/wordml" xmlns:w15="http://schemas.microsoft.com/office/word/2012/wordml" xmlns:w16cex="http://schemas.microsoft.com/office/word/2018/wordml/cex" xmlns:w16cid="http://schemas.microsoft.com/office/word/2016/wordml/cid" xmlns:w16="http://schemas.microsoft.com/office/word/2018/wordml" xmlns:w16du="http://schemas.microsoft.com/office/word/2023/wordml/word16du" xmlns:w16sdtdh="http://schemas.microsoft.com/office/word/2020/wordml/sdtdatahash" xmlns:w16sdtfl="http://schemas.microsoft.com/office/word/2024/wordml/sdtformatlock" xmlns:w16se="http://schemas.microsoft.com/office/word/2015/wordml/symex" xmlns:wpg="http://schemas.microsoft.com/office/word/2010/wordprocessingGroup" xmlns:wpi="http://schemas.microsoft.com/office/word/2010/wordprocessingInk" xmlns:wne="http://schemas.microsoft.com/office/word/2006/wordml" xmlns:wps="http://schemas.microsoft.com/office/word/2010/wordprocessingShape" mc:Ignorable="w14 w15 w16se w16cid w16 w16cex w16sdtdh w16sdtfl w16du wp14">
+<w:document xmlns:wpc="http://schemas.microsoft.com/office/word/2010/wordprocessingCanvas" xmlns:cx="http://schemas.microsoft.com/office/drawing/2014/chartex" xmlns:cx1="http://schemas.microsoft.com/office/drawing/2015/9/8/chartex" xmlns:cx2="http://schemas.microsoft.com/office/drawing/2015/10/21/chartex" xmlns:cx3="http://schemas.microsoft.com/office/drawing/2016/5/9/chartex" xmlns:cx4="http://schemas.microsoft.com/office/drawing/2016/5/10/chartex" xmlns:cx5="http://schemas.microsoft.com/office/drawing/2016/5/11/chartex" xmlns:cx6="http://schemas.microsoft.com/office/drawing/2016/5/12/chartex" xmlns:cx7="http://schemas.microsoft.com/office/drawing/2016/5/13/chartex" xmlns:cx8="http://schemas.microsoft.com/office/drawing/2016/5/14/chartex" xmlns:mc="http://schemas.openxmlformats.org/markup-compatibility/2006" xmlns:m="http://schemas.openxmlformats.org/officeDocument/2006/math" xmlns:aink="http://schemas.microsoft.com/office/drawing/2016/ink" xmlns:am3d="http://schemas.microsoft.com/office/drawing/2017/model3d" xmlns:oel="http://schemas.microsoft.com/office/2019/extlst" xmlns:r="http://schemas.openxmlformats.org/officeDocument/2006/relationships" xmlns:wp14="http://schemas.microsoft.com/office/word/2010/wordprocessingDrawing" xmlns:wp="http://schemas.openxmlformats.org/drawingml/2006/wordprocessingDrawing" xmlns:wpg="http://schemas.microsoft.com/office/word/2010/wordprocessingGroup" xmlns:wpi="http://schemas.microsoft.com/office/word/2010/wordprocessingInk" xmlns:wps="http://schemas.microsoft.com/office/word/2010/wordprocessingShape" xmlns:o="urn:schemas-microsoft-com:office:office" xmlns:v="urn:schemas-microsoft-com:vml" xmlns:w10="urn:schemas-microsoft-com:office:word" xmlns:w="http://schemas.openxmlformats.org/wordprocessingml/2006/main" xmlns:w14="http://schemas.microsoft.com/office/word/2010/wordml" xmlns:w15="http://schemas.microsoft.com/office/word/2012/wordml" xmlns:w16cex="http://schemas.microsoft.com/office/word/2018/wordml/cex" xmlns:w16cid="http://schemas.microsoft.com/office/word/2016/wordml/cid" xmlns:w16="http://schemas.microsoft.com/office/word/2018/wordml" xmlns:w16sdtdh="http://schemas.microsoft.com/office/word/2020/wordml/sdtdatahash" xmlns:w16sdtfl="http://schemas.microsoft.com/office/word/2024/wordml/sdtformatlock" xmlns:w16se="http://schemas.microsoft.com/office/word/2015/wordml/symex" xmlns:w16du="http://schemas.microsoft.com/office/word/2023/wordml/word16du" xmlns:wne="http://schemas.microsoft.com/office/word/2006/wordml" mc:Ignorable="w14 w15 w16se w16cid w16 w16cex w16sdtdh w16sdtfl w16du wp14">
   <w:body>
     <w:p>
       <w:pPr>
@@ -47,8 +47,8 @@
         <w:tblLook w:val="04A0" w:firstRow="1" w:lastRow="0" w:firstColumn="1" w:lastColumn="0" w:noHBand="0" w:noVBand="1"/>
       </w:tblPr>
       <w:tblGrid>
-        <w:gridCol w:w="3402"/>
-        <w:gridCol w:w="7326"/>
+        <w:gridCol w:w="1893"/>
+        <w:gridCol w:w="8835"/>
       </w:tblGrid>
       <w:tr>
         <w:trPr>
@@ -101,6 +101,7 @@
             <w:pPr>
               <w:spacing w:after="40"/>
             </w:pPr>
+            <w:bookmarkStart w:id="0" w:name="_Hlk232765888"/>
             <w:r>
               <w:rPr>
                 <w:b/>
@@ -143,6 +144,7 @@
           </w:p>
         </w:tc>
       </w:tr>
+      <w:bookmarkEnd w:id="0"/>
       <w:tr>
         <w:trPr>
           <w:jc w:val="center"/>
@@ -178,8 +180,21 @@
               <w:t xml:space="preserve">√ </w:t>
             </w:r>
             <w:r>
-              <w:t>Self-developed    ☐ Externally-developed    ☐ Jointly-developed</w:t>
+              <w:t xml:space="preserve">Self-developed    ☐ </w:t>
             </w:r>
+            <w:proofErr w:type="gramStart"/>
+            <w:r>
+              <w:t>Externally-developed</w:t>
+            </w:r>
+            <w:proofErr w:type="gramEnd"/>
+            <w:r>
+              <w:t xml:space="preserve">    ☐ </w:t>
+            </w:r>
+            <w:proofErr w:type="gramStart"/>
+            <w:r>
+              <w:t>Jointly-developed</w:t>
+            </w:r>
+            <w:proofErr w:type="gramEnd"/>
           </w:p>
           <w:p>
             <w:pPr>
@@ -298,6 +313,9 @@
           </w:p>
         </w:tc>
         <w:tc>
+          <w:tcPr>
+            <w:tcW w:w="0" w:type="auto"/>
+          </w:tcPr>
           <w:p>
             <w:r>
               <w:rPr>
@@ -310,43 +328,26 @@
           <w:p>
             <w:r>
               <w:rPr>
-                <w:b w:val="0"/>
                 <w:sz w:val="20"/>
               </w:rPr>
               <w:t>The Advanced Certificate in Digital Asset Compliance and Blockchain Risk Operations equips learners with practical skills to support compliance operations, AML controls, blockchain risk monitoring and investigations across cryptocurrency, fintech and Web3 environments.</w:t>
             </w:r>
           </w:p>
+          <w:p/>
           <w:p>
             <w:r>
               <w:rPr>
-                <w:b w:val="0"/>
-                <w:sz w:val="20"/>
-              </w:rPr>
-            </w:r>
-          </w:p>
-          <w:p>
-            <w:r>
-              <w:rPr>
-                <w:b w:val="0"/>
                 <w:sz w:val="20"/>
               </w:rPr>
               <w:t>Upon successful completion, learners will be able to analyse digital asset activity, conduct customer and wallet risk reviews, monitor suspicious transaction patterns, support sanctions and regulatory controls, prepare compliance documentation, and apply automation or analytics tools responsibly in operational workflows.</w:t>
             </w:r>
           </w:p>
-          <w:p>
-            <w:r>
-              <w:rPr>
-                <w:b w:val="0"/>
-                <w:sz w:val="20"/>
-              </w:rPr>
-            </w:r>
-          </w:p>
+          <w:p/>
           <w:tbl>
             <w:tblPr>
               <w:tblStyle w:val="TableGrid"/>
-              <w:tblW w:type="auto" w:w="0"/>
+              <w:tblW w:w="0" w:type="auto"/>
               <w:jc w:val="center"/>
-              <w:tblLook w:firstColumn="1" w:firstRow="1" w:lastColumn="0" w:lastRow="0" w:noHBand="0" w:noVBand="1" w:val="04A0"/>
               <w:tblBorders>
                 <w:top w:val="single" w:sz="6" w:space="0" w:color="000000"/>
                 <w:left w:val="single" w:sz="6" w:space="0" w:color="000000"/>
@@ -355,28 +356,26 @@
                 <w:insideH w:val="single" w:sz="6" w:space="0" w:color="000000"/>
                 <w:insideV w:val="single" w:sz="6" w:space="0" w:color="000000"/>
               </w:tblBorders>
+              <w:tblLook w:val="04A0" w:firstRow="1" w:lastRow="0" w:firstColumn="1" w:lastColumn="0" w:noHBand="0" w:noVBand="1"/>
             </w:tblPr>
             <w:tblGrid>
-              <w:gridCol w:w="480"/>
-              <w:gridCol w:w="480"/>
-              <w:gridCol w:w="480"/>
+              <w:gridCol w:w="549"/>
+              <w:gridCol w:w="2564"/>
+              <w:gridCol w:w="5490"/>
             </w:tblGrid>
             <w:tr>
+              <w:trPr>
+                <w:jc w:val="center"/>
+              </w:trPr>
               <w:tc>
                 <w:tcPr>
-                  <w:tcW w:type="dxa" w:w="550"/>
-                  <w:shd w:fill="D9D9D9"/>
-                  <w:vAlign w:val="top"/>
+                  <w:tcW w:w="550" w:type="dxa"/>
+                  <w:shd w:val="clear" w:color="auto" w:fill="D9D9D9"/>
                 </w:tcPr>
                 <w:p>
-                  <w:pPr>
-                    <w:spacing w:after="0" w:before="0" w:line="240" w:lineRule="auto"/>
-                    <w:jc w:val="left"/>
-                  </w:pPr>
                   <w:r>
                     <w:rPr>
                       <w:b/>
-                      <w:sz w:val="18"/>
                     </w:rPr>
                     <w:t>S/N</w:t>
                   </w:r>
@@ -384,19 +383,13 @@
               </w:tc>
               <w:tc>
                 <w:tcPr>
-                  <w:tcW w:type="dxa" w:w="2600"/>
-                  <w:shd w:fill="D9D9D9"/>
-                  <w:vAlign w:val="top"/>
+                  <w:tcW w:w="2600" w:type="dxa"/>
+                  <w:shd w:val="clear" w:color="auto" w:fill="D9D9D9"/>
                 </w:tcPr>
                 <w:p>
-                  <w:pPr>
-                    <w:spacing w:after="0" w:before="0" w:line="240" w:lineRule="auto"/>
-                    <w:jc w:val="left"/>
-                  </w:pPr>
                   <w:r>
                     <w:rPr>
                       <w:b/>
-                      <w:sz w:val="18"/>
                     </w:rPr>
                     <w:t>Module Title</w:t>
                   </w:r>
@@ -404,19 +397,13 @@
               </w:tc>
               <w:tc>
                 <w:tcPr>
-                  <w:tcW w:type="dxa" w:w="5600"/>
-                  <w:shd w:fill="D9D9D9"/>
-                  <w:vAlign w:val="top"/>
+                  <w:tcW w:w="5600" w:type="dxa"/>
+                  <w:shd w:val="clear" w:color="auto" w:fill="D9D9D9"/>
                 </w:tcPr>
                 <w:p>
-                  <w:pPr>
-                    <w:spacing w:after="0" w:before="0" w:line="240" w:lineRule="auto"/>
-                    <w:jc w:val="left"/>
-                  </w:pPr>
                   <w:r>
                     <w:rPr>
                       <w:b/>
-                      <w:sz w:val="18"/>
                     </w:rPr>
                     <w:t>Learning objective</w:t>
                   </w:r>
@@ -424,9 +411,12 @@
               </w:tc>
             </w:tr>
             <w:tr>
+              <w:trPr>
+                <w:jc w:val="center"/>
+              </w:trPr>
               <w:tc>
                 <w:tcPr>
-                  <w:tcW w:type="dxa" w:w="480"/>
+                  <w:tcW w:w="480" w:type="dxa"/>
                 </w:tcPr>
                 <w:p>
                   <w:r>
@@ -436,17 +426,19 @@
               </w:tc>
               <w:tc>
                 <w:tcPr>
-                  <w:tcW w:type="dxa" w:w="480"/>
+                  <w:tcW w:w="480" w:type="dxa"/>
                 </w:tcPr>
                 <w:p>
+                  <w:bookmarkStart w:id="1" w:name="OLE_LINK29"/>
                   <w:r>
                     <w:t>Module 1: Digital Asset Ecosystem, Market Infrastructure and Regulation</w:t>
                   </w:r>
+                  <w:bookmarkEnd w:id="1"/>
                 </w:p>
               </w:tc>
               <w:tc>
                 <w:tcPr>
-                  <w:tcW w:type="dxa" w:w="480"/>
+                  <w:tcW w:w="480" w:type="dxa"/>
                 </w:tcPr>
                 <w:p>
                   <w:r>
@@ -456,9 +448,12 @@
               </w:tc>
             </w:tr>
             <w:tr>
+              <w:trPr>
+                <w:jc w:val="center"/>
+              </w:trPr>
               <w:tc>
                 <w:tcPr>
-                  <w:tcW w:type="dxa" w:w="480"/>
+                  <w:tcW w:w="480" w:type="dxa"/>
                 </w:tcPr>
                 <w:p>
                   <w:r>
@@ -468,17 +463,22 @@
               </w:tc>
               <w:tc>
                 <w:tcPr>
-                  <w:tcW w:type="dxa" w:w="480"/>
+                  <w:tcW w:w="480" w:type="dxa"/>
                 </w:tcPr>
                 <w:p>
                   <w:r>
-                    <w:t>Module 2: Customer Due Diligence, AML and Sanctions Controls</w:t>
+                    <w:t>M</w:t>
                   </w:r>
+                  <w:bookmarkStart w:id="2" w:name="OLE_LINK30"/>
+                  <w:r>
+                    <w:t>odule 2: Customer Due Diligence, AML and Sanctions Controls</w:t>
+                  </w:r>
+                  <w:bookmarkEnd w:id="2"/>
                 </w:p>
               </w:tc>
               <w:tc>
                 <w:tcPr>
-                  <w:tcW w:type="dxa" w:w="480"/>
+                  <w:tcW w:w="480" w:type="dxa"/>
                 </w:tcPr>
                 <w:p>
                   <w:r>
@@ -488,9 +488,12 @@
               </w:tc>
             </w:tr>
             <w:tr>
+              <w:trPr>
+                <w:jc w:val="center"/>
+              </w:trPr>
               <w:tc>
                 <w:tcPr>
-                  <w:tcW w:type="dxa" w:w="480"/>
+                  <w:tcW w:w="480" w:type="dxa"/>
                 </w:tcPr>
                 <w:p>
                   <w:r>
@@ -500,17 +503,19 @@
               </w:tc>
               <w:tc>
                 <w:tcPr>
-                  <w:tcW w:type="dxa" w:w="480"/>
+                  <w:tcW w:w="480" w:type="dxa"/>
                 </w:tcPr>
                 <w:p>
+                  <w:bookmarkStart w:id="3" w:name="OLE_LINK31"/>
                   <w:r>
                     <w:t>Module 3: On-Chain Monitoring, Wallet Exposure Review and Investigations</w:t>
                   </w:r>
+                  <w:bookmarkEnd w:id="3"/>
                 </w:p>
               </w:tc>
               <w:tc>
                 <w:tcPr>
-                  <w:tcW w:type="dxa" w:w="480"/>
+                  <w:tcW w:w="480" w:type="dxa"/>
                 </w:tcPr>
                 <w:p>
                   <w:r>
@@ -520,9 +525,12 @@
               </w:tc>
             </w:tr>
             <w:tr>
+              <w:trPr>
+                <w:jc w:val="center"/>
+              </w:trPr>
               <w:tc>
                 <w:tcPr>
-                  <w:tcW w:type="dxa" w:w="480"/>
+                  <w:tcW w:w="480" w:type="dxa"/>
                 </w:tcPr>
                 <w:p>
                   <w:r>
@@ -532,49 +540,64 @@
               </w:tc>
               <w:tc>
                 <w:tcPr>
-                  <w:tcW w:type="dxa" w:w="480"/>
+                  <w:tcW w:w="480" w:type="dxa"/>
                 </w:tcPr>
                 <w:p>
                   <w:r>
-                    <w:t>Module 4: DeFi, Token Risk, RegTech and AI-Assisted Monitoring</w:t>
+                    <w:t>M</w:t>
                   </w:r>
+                  <w:bookmarkStart w:id="4" w:name="OLE_LINK32"/>
+                  <w:r>
+                    <w:t>odule 4: DeFi, Token Risk, RegTech and AI-Assisted Monitoring</w:t>
+                  </w:r>
+                  <w:bookmarkEnd w:id="4"/>
                 </w:p>
               </w:tc>
               <w:tc>
                 <w:tcPr>
-                  <w:tcW w:type="dxa" w:w="480"/>
+                  <w:tcW w:w="480" w:type="dxa"/>
                 </w:tcPr>
                 <w:p>
                   <w:r>
-                    <w:t>Learners will be able to identify compliance risks associated with decentralised exchanges, lending protocols, mixers, bridges, smart contracts and collectible token marketplaces; use analytics, automation and AI-assisted tools to support alert routing, risk scoring and case prioritisation; and define governance controls for model outputs, human review, limitations and auditability.</w:t>
+                    <w:t xml:space="preserve">Learners will be able to identify compliance risks associated with decentralised exchanges, lending protocols, mixers, bridges, smart contracts and collectible token marketplaces; use analytics, automation and AI-assisted tools to support alert routing, risk </w:t>
+                  </w:r>
+                  <w:r>
+                    <w:lastRenderedPageBreak/>
+                    <w:t>scoring and case prioritisation; and define governance controls for model outputs, human review, limitations and auditability.</w:t>
                   </w:r>
                 </w:p>
               </w:tc>
             </w:tr>
             <w:tr>
+              <w:trPr>
+                <w:jc w:val="center"/>
+              </w:trPr>
               <w:tc>
                 <w:tcPr>
-                  <w:tcW w:type="dxa" w:w="480"/>
+                  <w:tcW w:w="480" w:type="dxa"/>
                 </w:tcPr>
                 <w:p>
                   <w:r>
+                    <w:lastRenderedPageBreak/>
                     <w:t>5</w:t>
                   </w:r>
                 </w:p>
               </w:tc>
               <w:tc>
                 <w:tcPr>
-                  <w:tcW w:type="dxa" w:w="480"/>
+                  <w:tcW w:w="480" w:type="dxa"/>
                 </w:tcPr>
                 <w:p>
+                  <w:bookmarkStart w:id="5" w:name="OLE_LINK33"/>
                   <w:r>
                     <w:t>Module 5: Governance, Reporting and Applied Compliance Projects</w:t>
                   </w:r>
+                  <w:bookmarkEnd w:id="5"/>
                 </w:p>
               </w:tc>
               <w:tc>
                 <w:tcPr>
-                  <w:tcW w:type="dxa" w:w="480"/>
+                  <w:tcW w:w="480" w:type="dxa"/>
                 </w:tcPr>
                 <w:p>
                   <w:r>
@@ -615,21 +638,39 @@
           <w:p>
             <w:r>
               <w:t>Primary Target Audience</w:t>
+            </w:r>
+            <w:r>
               <w:br/>
               <w:t>Compliance, AML and risk professionals who want to extend their practice into cryptocurrency, virtual assets and blockchain-enabled financial services.</w:t>
+            </w:r>
+            <w:r>
               <w:br/>
               <w:t>Fintech, exchange, payments, custody and Web3 operations staff involved in onboarding, monitoring, investigations, sanctions screening or compliance case management.</w:t>
+            </w:r>
+            <w:r>
               <w:br/>
               <w:t>Cybersecurity, fraud, audit and investigation professionals who need to interpret wallet activity, on-chain behaviour and digital asset typologies.</w:t>
+            </w:r>
+            <w:r>
               <w:br/>
               <w:t>Financial services professionals, relationship managers and analysts supporting virtual asset due diligence, governance or regulatory readiness.</w:t>
+            </w:r>
+            <w:r>
               <w:br/>
               <w:t>Fresh graduates and career changers from business, finance, IT, law, criminology or related disciplines who wish to enter digital asset compliance roles.</w:t>
+            </w:r>
+            <w:r>
               <w:br/>
+            </w:r>
+            <w:r>
               <w:br/>
               <w:t>Secondary Target Audience</w:t>
+            </w:r>
+            <w:r>
               <w:br/>
               <w:t>Managers and founders of digital asset businesses who need to understand practical compliance workflows and risk controls.</w:t>
+            </w:r>
+            <w:r>
               <w:br/>
               <w:t>Legal, governance and internal audit practitioners who support policy, assurance or regulatory reporting for virtual asset activities.</w:t>
             </w:r>
@@ -663,30 +704,56 @@
           <w:p>
             <w:r>
               <w:t>Graduates of the Advanced Certificate in Digital Asset Compliance and Blockchain Risk Operations can pursue a range of roles in both the public and private sectors, including:</w:t>
+            </w:r>
+            <w:r>
               <w:br/>
               <w:t>Digital Asset Compliance Analyst</w:t>
+            </w:r>
+            <w:r>
               <w:br/>
               <w:t>Crypto AML Analyst</w:t>
+            </w:r>
+            <w:r>
               <w:br/>
               <w:t>Blockchain Transaction Monitoring Analyst</w:t>
+            </w:r>
+            <w:r>
               <w:br/>
               <w:t>Virtual Asset Risk Analyst</w:t>
+            </w:r>
+            <w:r>
               <w:br/>
               <w:t>Wallet Investigation Associate</w:t>
+            </w:r>
+            <w:r>
               <w:br/>
               <w:t>Financial Crime Compliance Analyst</w:t>
+            </w:r>
+            <w:r>
               <w:br/>
               <w:t>Sanctions Screening Analyst, Digital Assets</w:t>
+            </w:r>
+            <w:r>
               <w:br/>
               <w:t>Crypto Fraud and Scam Investigation Analyst</w:t>
+            </w:r>
+            <w:r>
               <w:br/>
               <w:t>Web3 Compliance Operations Executive</w:t>
+            </w:r>
+            <w:r>
               <w:br/>
               <w:t>Fintech Compliance Associate</w:t>
+            </w:r>
+            <w:r>
               <w:br/>
               <w:t>Blockchain Intelligence Analyst</w:t>
+            </w:r>
+            <w:r>
               <w:br/>
               <w:t>Compliance Automation / RegTech Analyst</w:t>
+            </w:r>
+            <w:r>
               <w:br/>
               <w:t>Digital Asset Governance and Risk Associate</w:t>
             </w:r>
@@ -790,7 +857,15 @@
           </w:p>
           <w:p>
             <w:r>
-              <w:t>Class Frequency:  3 days per week  x 3 hours per day (part-time), 7:00 PM - 10:00 PM</w:t>
+              <w:t xml:space="preserve">Class Frequency:  3 days per </w:t>
+            </w:r>
+            <w:proofErr w:type="gramStart"/>
+            <w:r>
+              <w:t>week  x</w:t>
+            </w:r>
+            <w:proofErr w:type="gramEnd"/>
+            <w:r>
+              <w:t xml:space="preserve"> 3 hours per day (part-time), 7:00 PM - 10:00 PM</w:t>
             </w:r>
           </w:p>
           <w:p>
@@ -831,8 +906,14 @@
               <w:rPr>
                 <w:b/>
               </w:rPr>
+              <w:t xml:space="preserve">Minimum Entry </w:t>
+            </w:r>
+            <w:r>
+              <w:rPr>
+                <w:b/>
+              </w:rPr>
               <w:lastRenderedPageBreak/>
-              <w:t>Minimum Entry Requirements</w:t>
+              <w:t>Requirements</w:t>
             </w:r>
           </w:p>
         </w:tc>
@@ -842,16 +923,33 @@
           </w:tcPr>
           <w:p>
             <w:r>
+              <w:lastRenderedPageBreak/>
               <w:t>Age:</w:t>
+            </w:r>
+            <w:r>
               <w:br/>
-              <w:t>At least 21 years old</w:t>
+            </w:r>
+            <w:r>
+              <w:lastRenderedPageBreak/>
+              <w:t>A</w:t>
+            </w:r>
+            <w:bookmarkStart w:id="6" w:name="OLE_LINK28"/>
+            <w:r>
+              <w:t>t least 21 years old</w:t>
+            </w:r>
+            <w:r>
               <w:br/>
               <w:t>Academic:</w:t>
+            </w:r>
+            <w:r>
               <w:br/>
               <w:t>At least C6 at GCE O-Level in any 3 subjects, or equivalent; or</w:t>
+            </w:r>
+            <w:r>
               <w:br/>
               <w:t>Mature candidate who is at least 25 years old with at least 4 years of working experience</w:t>
             </w:r>
+            <w:bookmarkEnd w:id="6"/>
           </w:p>
         </w:tc>
       </w:tr>
@@ -868,11 +966,8 @@
               <w:spacing w:after="40"/>
             </w:pPr>
             <w:r>
-              <w:t xml:space="preserve">(For certificate qualifications only) – to be read in conjunction with SSG </w:t>
-            </w:r>
-            <w:r>
               <w:lastRenderedPageBreak/>
-              <w:t>Advisory 3/2022</w:t>
+              <w:t>(For certificate qualifications only) – to be read in conjunction with SSG Advisory 3/2022</w:t>
             </w:r>
           </w:p>
         </w:tc>
@@ -920,9 +1015,9 @@
               <w:tblLook w:val="04A0" w:firstRow="1" w:lastRow="0" w:firstColumn="1" w:lastColumn="0" w:noHBand="0" w:noVBand="1"/>
             </w:tblPr>
             <w:tblGrid>
-              <w:gridCol w:w="571"/>
-              <w:gridCol w:w="2732"/>
-              <w:gridCol w:w="3781"/>
+              <w:gridCol w:w="576"/>
+              <w:gridCol w:w="2880"/>
+              <w:gridCol w:w="4031"/>
             </w:tblGrid>
             <w:tr>
               <w:tc>
@@ -1440,7 +1535,6 @@
     <w:p/>
     <w:p>
       <w:r>
-        <w:lastRenderedPageBreak/>
         <w:t>_______________________________            Date: ____________________</w:t>
       </w:r>
     </w:p>
@@ -1463,7 +1557,7 @@
 </file>
 
 <file path=word/numbering.xml><?xml version="1.0" encoding="utf-8"?>
-<w:numbering xmlns:wpc="http://schemas.microsoft.com/office/word/2010/wordprocessingCanvas" xmlns:cx="http://schemas.microsoft.com/office/drawing/2014/chartex" xmlns:cx1="http://schemas.microsoft.com/office/drawing/2015/9/8/chartex" xmlns:cx2="http://schemas.microsoft.com/office/drawing/2015/10/21/chartex" xmlns:cx3="http://schemas.microsoft.com/office/drawing/2016/5/9/chartex" xmlns:cx4="http://schemas.microsoft.com/office/drawing/2016/5/10/chartex" xmlns:cx5="http://schemas.microsoft.com/office/drawing/2016/5/11/chartex" xmlns:cx6="http://schemas.microsoft.com/office/drawing/2016/5/12/chartex" xmlns:cx7="http://schemas.microsoft.com/office/drawing/2016/5/13/chartex" xmlns:cx8="http://schemas.microsoft.com/office/drawing/2016/5/14/chartex" xmlns:mc="http://schemas.openxmlformats.org/markup-compatibility/2006" xmlns:aink="http://schemas.microsoft.com/office/drawing/2016/ink" xmlns:am3d="http://schemas.microsoft.com/office/drawing/2017/model3d" xmlns:o="urn:schemas-microsoft-com:office:office" xmlns:oel="http://schemas.microsoft.com/office/2019/extlst" xmlns:r="http://schemas.openxmlformats.org/officeDocument/2006/relationships" xmlns:m="http://schemas.openxmlformats.org/officeDocument/2006/math" xmlns:v="urn:schemas-microsoft-com:vml" xmlns:wp14="http://schemas.microsoft.com/office/word/2010/wordprocessingDrawing" xmlns:wp="http://schemas.openxmlformats.org/drawingml/2006/wordprocessingDrawing" xmlns:w10="urn:schemas-microsoft-com:office:word" xmlns:w="http://schemas.openxmlformats.org/wordprocessingml/2006/main" xmlns:w14="http://schemas.microsoft.com/office/word/2010/wordml" xmlns:w15="http://schemas.microsoft.com/office/word/2012/wordml" xmlns:w16cex="http://schemas.microsoft.com/office/word/2018/wordml/cex" xmlns:w16cid="http://schemas.microsoft.com/office/word/2016/wordml/cid" xmlns:w16="http://schemas.microsoft.com/office/word/2018/wordml" xmlns:w16du="http://schemas.microsoft.com/office/word/2023/wordml/word16du" xmlns:w16sdtdh="http://schemas.microsoft.com/office/word/2020/wordml/sdtdatahash" xmlns:w16sdtfl="http://schemas.microsoft.com/office/word/2024/wordml/sdtformatlock" xmlns:w16se="http://schemas.microsoft.com/office/word/2015/wordml/symex" xmlns:wpg="http://schemas.microsoft.com/office/word/2010/wordprocessingGroup" xmlns:wpi="http://schemas.microsoft.com/office/word/2010/wordprocessingInk" xmlns:wne="http://schemas.microsoft.com/office/word/2006/wordml" xmlns:wps="http://schemas.microsoft.com/office/word/2010/wordprocessingShape" mc:Ignorable="w14 w15 w16se w16cid w16 w16cex w16sdtdh w16sdtfl w16du wp14">
+<w:numbering xmlns:wpc="http://schemas.microsoft.com/office/word/2010/wordprocessingCanvas" xmlns:cx="http://schemas.microsoft.com/office/drawing/2014/chartex" xmlns:cx1="http://schemas.microsoft.com/office/drawing/2015/9/8/chartex" xmlns:cx2="http://schemas.microsoft.com/office/drawing/2015/10/21/chartex" xmlns:cx3="http://schemas.microsoft.com/office/drawing/2016/5/9/chartex" xmlns:cx4="http://schemas.microsoft.com/office/drawing/2016/5/10/chartex" xmlns:cx5="http://schemas.microsoft.com/office/drawing/2016/5/11/chartex" xmlns:cx6="http://schemas.microsoft.com/office/drawing/2016/5/12/chartex" xmlns:cx7="http://schemas.microsoft.com/office/drawing/2016/5/13/chartex" xmlns:cx8="http://schemas.microsoft.com/office/drawing/2016/5/14/chartex" xmlns:mc="http://schemas.openxmlformats.org/markup-compatibility/2006" xmlns:m="http://schemas.openxmlformats.org/officeDocument/2006/math" xmlns:aink="http://schemas.microsoft.com/office/drawing/2016/ink" xmlns:am3d="http://schemas.microsoft.com/office/drawing/2017/model3d" xmlns:oel="http://schemas.microsoft.com/office/2019/extlst" xmlns:r="http://schemas.openxmlformats.org/officeDocument/2006/relationships" xmlns:wp14="http://schemas.microsoft.com/office/word/2010/wordprocessingDrawing" xmlns:wp="http://schemas.openxmlformats.org/drawingml/2006/wordprocessingDrawing" xmlns:wpg="http://schemas.microsoft.com/office/word/2010/wordprocessingGroup" xmlns:wpi="http://schemas.microsoft.com/office/word/2010/wordprocessingInk" xmlns:wps="http://schemas.microsoft.com/office/word/2010/wordprocessingShape" xmlns:o="urn:schemas-microsoft-com:office:office" xmlns:v="urn:schemas-microsoft-com:vml" xmlns:w10="urn:schemas-microsoft-com:office:word" xmlns:w="http://schemas.openxmlformats.org/wordprocessingml/2006/main" xmlns:w14="http://schemas.microsoft.com/office/word/2010/wordml" xmlns:w15="http://schemas.microsoft.com/office/word/2012/wordml" xmlns:w16cex="http://schemas.microsoft.com/office/word/2018/wordml/cex" xmlns:w16cid="http://schemas.microsoft.com/office/word/2016/wordml/cid" xmlns:w16="http://schemas.microsoft.com/office/word/2018/wordml" xmlns:w16sdtdh="http://schemas.microsoft.com/office/word/2020/wordml/sdtdatahash" xmlns:w16sdtfl="http://schemas.microsoft.com/office/word/2024/wordml/sdtformatlock" xmlns:w16se="http://schemas.microsoft.com/office/word/2015/wordml/symex" xmlns:w16du="http://schemas.microsoft.com/office/word/2023/wordml/word16du" xmlns:wne="http://schemas.microsoft.com/office/word/2006/wordml" mc:Ignorable="w14 w15 w16se w16cid w16 w16cex w16sdtdh w16sdtfl w16du wp14">
   <w:abstractNum w:abstractNumId="0" w15:restartNumberingAfterBreak="0">
     <w:nsid w:val="FFFFFF7C"/>
     <w:multiLevelType w:val="singleLevel"/>
@@ -1666,7 +1760,7 @@
 </file>
 
 <file path=word/styles.xml><?xml version="1.0" encoding="utf-8"?>
-<w:styles xmlns:mc="http://schemas.openxmlformats.org/markup-compatibility/2006" xmlns:r="http://schemas.openxmlformats.org/officeDocument/2006/relationships" xmlns:w="http://schemas.openxmlformats.org/wordprocessingml/2006/main" xmlns:w14="http://schemas.microsoft.com/office/word/2010/wordml" xmlns:w15="http://schemas.microsoft.com/office/word/2012/wordml" xmlns:w16cex="http://schemas.microsoft.com/office/word/2018/wordml/cex" xmlns:w16cid="http://schemas.microsoft.com/office/word/2016/wordml/cid" xmlns:w16="http://schemas.microsoft.com/office/word/2018/wordml" xmlns:w16du="http://schemas.microsoft.com/office/word/2023/wordml/word16du" xmlns:w16sdtdh="http://schemas.microsoft.com/office/word/2020/wordml/sdtdatahash" xmlns:w16sdtfl="http://schemas.microsoft.com/office/word/2024/wordml/sdtformatlock" xmlns:w16se="http://schemas.microsoft.com/office/word/2015/wordml/symex" mc:Ignorable="w14 w15 w16se w16cid w16 w16cex w16sdtdh w16sdtfl w16du">
+<w:styles xmlns:mc="http://schemas.openxmlformats.org/markup-compatibility/2006" xmlns:r="http://schemas.openxmlformats.org/officeDocument/2006/relationships" xmlns:w="http://schemas.openxmlformats.org/wordprocessingml/2006/main" xmlns:w14="http://schemas.microsoft.com/office/word/2010/wordml" xmlns:w15="http://schemas.microsoft.com/office/word/2012/wordml" xmlns:w16cex="http://schemas.microsoft.com/office/word/2018/wordml/cex" xmlns:w16cid="http://schemas.microsoft.com/office/word/2016/wordml/cid" xmlns:w16="http://schemas.microsoft.com/office/word/2018/wordml" xmlns:w16sdtdh="http://schemas.microsoft.com/office/word/2020/wordml/sdtdatahash" xmlns:w16sdtfl="http://schemas.microsoft.com/office/word/2024/wordml/sdtformatlock" xmlns:w16se="http://schemas.microsoft.com/office/word/2015/wordml/symex" xmlns:w16du="http://schemas.microsoft.com/office/word/2023/wordml/word16du" mc:Ignorable="w14 w15 w16se w16cid w16 w16cex w16sdtdh w16sdtfl w16du">
   <w:docDefaults>
     <w:rPrDefault>
       <w:rPr>
@@ -2272,6 +2366,7 @@
   <w:style w:type="character" w:default="1" w:styleId="DefaultParagraphFont">
     <w:name w:val="Default Paragraph Font"/>
     <w:uiPriority w:val="1"/>
+    <w:semiHidden/>
     <w:unhideWhenUsed/>
   </w:style>
   <w:style w:type="table" w:default="1" w:styleId="TableNormal">
@@ -11188,7 +11283,7 @@
       </w:tcPr>
     </w:tblStylePr>
   </w:style>
-  <w:style w:type="table" w:styleId="ColorfulShading">
+  <w:style w:type="table" w:styleId="ColourfulShading">
     <w:name w:val="Colorful Shading"/>
     <w:basedOn w:val="TableNormal"/>
     <w:uiPriority w:val="71"/>
@@ -11303,7 +11398,7 @@
       </w:rPr>
     </w:tblStylePr>
   </w:style>
-  <w:style w:type="table" w:styleId="ColorfulShading-Accent1">
+  <w:style w:type="table" w:styleId="ColourfulShadingAccent1">
     <w:name w:val="Colorful Shading Accent 1"/>
     <w:basedOn w:val="TableNormal"/>
     <w:uiPriority w:val="71"/>
@@ -11418,7 +11513,7 @@
       </w:rPr>
     </w:tblStylePr>
   </w:style>
-  <w:style w:type="table" w:styleId="ColorfulShading-Accent2">
+  <w:style w:type="table" w:styleId="ColourfulShadingAccent2">
     <w:name w:val="Colorful Shading Accent 2"/>
     <w:basedOn w:val="TableNormal"/>
     <w:uiPriority w:val="71"/>
@@ -11533,7 +11628,7 @@
       </w:rPr>
     </w:tblStylePr>
   </w:style>
-  <w:style w:type="table" w:styleId="ColorfulShading-Accent3">
+  <w:style w:type="table" w:styleId="ColourfulShadingAccent3">
     <w:name w:val="Colorful Shading Accent 3"/>
     <w:basedOn w:val="TableNormal"/>
     <w:uiPriority w:val="71"/>
@@ -11638,7 +11733,7 @@
       </w:tcPr>
     </w:tblStylePr>
   </w:style>
-  <w:style w:type="table" w:styleId="ColorfulShading-Accent4">
+  <w:style w:type="table" w:styleId="ColourfulShadingAccent4">
     <w:name w:val="Colorful Shading Accent 4"/>
     <w:basedOn w:val="TableNormal"/>
     <w:uiPriority w:val="71"/>
@@ -11753,7 +11848,7 @@
       </w:rPr>
     </w:tblStylePr>
   </w:style>
-  <w:style w:type="table" w:styleId="ColorfulShading-Accent5">
+  <w:style w:type="table" w:styleId="ColourfulShadingAccent5">
     <w:name w:val="Colorful Shading Accent 5"/>
     <w:basedOn w:val="TableNormal"/>
     <w:uiPriority w:val="71"/>
@@ -11868,7 +11963,7 @@
       </w:rPr>
     </w:tblStylePr>
   </w:style>
-  <w:style w:type="table" w:styleId="ColorfulShading-Accent6">
+  <w:style w:type="table" w:styleId="ColourfulShadingAccent6">
     <w:name w:val="Colorful Shading Accent 6"/>
     <w:basedOn w:val="TableNormal"/>
     <w:uiPriority w:val="71"/>
@@ -11983,7 +12078,7 @@
       </w:rPr>
     </w:tblStylePr>
   </w:style>
-  <w:style w:type="table" w:styleId="ColorfulList">
+  <w:style w:type="table" w:styleId="ColourfulList">
     <w:name w:val="Colorful List"/>
     <w:basedOn w:val="TableNormal"/>
     <w:uiPriority w:val="72"/>
@@ -12062,7 +12157,7 @@
       </w:tcPr>
     </w:tblStylePr>
   </w:style>
-  <w:style w:type="table" w:styleId="ColorfulList-Accent1">
+  <w:style w:type="table" w:styleId="ColourfulListAccent1">
     <w:name w:val="Colorful List Accent 1"/>
     <w:basedOn w:val="TableNormal"/>
     <w:uiPriority w:val="72"/>
@@ -12141,7 +12236,7 @@
       </w:tcPr>
     </w:tblStylePr>
   </w:style>
-  <w:style w:type="table" w:styleId="ColorfulList-Accent2">
+  <w:style w:type="table" w:styleId="ColourfulListAccent2">
     <w:name w:val="Colorful List Accent 2"/>
     <w:basedOn w:val="TableNormal"/>
     <w:uiPriority w:val="72"/>
@@ -12220,7 +12315,7 @@
       </w:tcPr>
     </w:tblStylePr>
   </w:style>
-  <w:style w:type="table" w:styleId="ColorfulList-Accent3">
+  <w:style w:type="table" w:styleId="ColourfulListAccent3">
     <w:name w:val="Colorful List Accent 3"/>
     <w:basedOn w:val="TableNormal"/>
     <w:uiPriority w:val="72"/>
@@ -12299,7 +12394,7 @@
       </w:tcPr>
     </w:tblStylePr>
   </w:style>
-  <w:style w:type="table" w:styleId="ColorfulList-Accent4">
+  <w:style w:type="table" w:styleId="ColourfulListAccent4">
     <w:name w:val="Colorful List Accent 4"/>
     <w:basedOn w:val="TableNormal"/>
     <w:uiPriority w:val="72"/>
@@ -12378,7 +12473,7 @@
       </w:tcPr>
     </w:tblStylePr>
   </w:style>
-  <w:style w:type="table" w:styleId="ColorfulList-Accent5">
+  <w:style w:type="table" w:styleId="ColourfulListAccent5">
     <w:name w:val="Colorful List Accent 5"/>
     <w:basedOn w:val="TableNormal"/>
     <w:uiPriority w:val="72"/>
@@ -12457,7 +12552,7 @@
       </w:tcPr>
     </w:tblStylePr>
   </w:style>
-  <w:style w:type="table" w:styleId="ColorfulList-Accent6">
+  <w:style w:type="table" w:styleId="ColourfulListAccent6">
     <w:name w:val="Colorful List Accent 6"/>
     <w:basedOn w:val="TableNormal"/>
     <w:uiPriority w:val="72"/>
@@ -12536,7 +12631,7 @@
       </w:tcPr>
     </w:tblStylePr>
   </w:style>
-  <w:style w:type="table" w:styleId="ColorfulGrid">
+  <w:style w:type="table" w:styleId="ColourfulGrid">
     <w:name w:val="Colorful Grid"/>
     <w:basedOn w:val="TableNormal"/>
     <w:uiPriority w:val="73"/>
@@ -12609,7 +12704,7 @@
       </w:tcPr>
     </w:tblStylePr>
   </w:style>
-  <w:style w:type="table" w:styleId="ColorfulGrid-Accent1">
+  <w:style w:type="table" w:styleId="ColourfulGridAccent1">
     <w:name w:val="Colorful Grid Accent 1"/>
     <w:basedOn w:val="TableNormal"/>
     <w:uiPriority w:val="73"/>
@@ -12682,7 +12777,7 @@
       </w:tcPr>
     </w:tblStylePr>
   </w:style>
-  <w:style w:type="table" w:styleId="ColorfulGrid-Accent2">
+  <w:style w:type="table" w:styleId="ColourfulGridAccent2">
     <w:name w:val="Colorful Grid Accent 2"/>
     <w:basedOn w:val="TableNormal"/>
     <w:uiPriority w:val="73"/>
@@ -12755,7 +12850,7 @@
       </w:tcPr>
     </w:tblStylePr>
   </w:style>
-  <w:style w:type="table" w:styleId="ColorfulGrid-Accent3">
+  <w:style w:type="table" w:styleId="ColourfulGridAccent3">
     <w:name w:val="Colorful Grid Accent 3"/>
     <w:basedOn w:val="TableNormal"/>
     <w:uiPriority w:val="73"/>
@@ -12828,7 +12923,7 @@
       </w:tcPr>
     </w:tblStylePr>
   </w:style>
-  <w:style w:type="table" w:styleId="ColorfulGrid-Accent4">
+  <w:style w:type="table" w:styleId="ColourfulGridAccent4">
     <w:name w:val="Colorful Grid Accent 4"/>
     <w:basedOn w:val="TableNormal"/>
     <w:uiPriority w:val="73"/>
@@ -12901,7 +12996,7 @@
       </w:tcPr>
     </w:tblStylePr>
   </w:style>
-  <w:style w:type="table" w:styleId="ColorfulGrid-Accent5">
+  <w:style w:type="table" w:styleId="ColourfulGridAccent5">
     <w:name w:val="Colorful Grid Accent 5"/>
     <w:basedOn w:val="TableNormal"/>
     <w:uiPriority w:val="73"/>
@@ -12974,7 +13069,7 @@
       </w:tcPr>
     </w:tblStylePr>
   </w:style>
-  <w:style w:type="table" w:styleId="ColorfulGrid-Accent6">
+  <w:style w:type="table" w:styleId="ColourfulGridAccent6">
     <w:name w:val="Colorful Grid Accent 6"/>
     <w:basedOn w:val="TableNormal"/>
     <w:uiPriority w:val="73"/>
